--- a/static/apoorv_kothari.docx
+++ b/static/apoorv_kothari.docx
@@ -1631,47 +1631,78 @@
           <w:rtl w:val="0"/>
           <w:lang w:val="en-US"/>
         </w:rPr>
-        <w:t>Led migration of 25M req/sec across 5M customers from</w:t>
-      </w:r>
-      <w:r>
-        <w:rPr>
-          <w:rFonts w:ascii="Helvetica" w:hAnsi="Helvetica"/>
-          <w:rtl w:val="0"/>
-          <w:lang w:val="en-US"/>
-        </w:rPr>
-        <w:t xml:space="preserve"> the</w:t>
-      </w:r>
-      <w:r>
-        <w:rPr>
-          <w:rFonts w:ascii="Helvetica" w:hAnsi="Helvetica"/>
-          <w:rtl w:val="0"/>
-          <w:lang w:val="en-US"/>
-        </w:rPr>
-        <w:t xml:space="preserve"> legacy proxy to </w:t>
-      </w:r>
-      <w:r>
-        <w:rPr>
-          <w:rFonts w:ascii="Helvetica" w:hAnsi="Helvetica"/>
-          <w:rtl w:val="0"/>
-          <w:lang w:val="en-US"/>
-        </w:rPr>
-        <w:t xml:space="preserve">the </w:t>
-      </w:r>
-      <w:r>
-        <w:rPr>
-          <w:rFonts w:ascii="Helvetica" w:hAnsi="Helvetica"/>
-          <w:rtl w:val="0"/>
-          <w:lang w:val="en-US"/>
-        </w:rPr>
-        <w:t>new servic</w:t>
-      </w:r>
-      <w:r>
-        <w:rPr>
-          <w:rFonts w:ascii="Helvetica" w:hAnsi="Helvetica"/>
-          <w:rtl w:val="0"/>
-          <w:lang w:val="en-US"/>
-        </w:rPr>
-        <w:t>e</w:t>
+        <w:t xml:space="preserve">Led </w:t>
+      </w:r>
+      <w:r>
+        <w:rPr>
+          <w:rFonts w:ascii="Helvetica" w:hAnsi="Helvetica"/>
+          <w:rtl w:val="0"/>
+          <w:lang w:val="en-US"/>
+        </w:rPr>
+        <w:t xml:space="preserve">an org-critical </w:t>
+      </w:r>
+      <w:r>
+        <w:rPr>
+          <w:rFonts w:ascii="Helvetica" w:hAnsi="Helvetica"/>
+          <w:rtl w:val="0"/>
+          <w:lang w:val="en-US"/>
+        </w:rPr>
+        <w:t>migration of 5M</w:t>
+      </w:r>
+      <w:r>
+        <w:rPr>
+          <w:rFonts w:ascii="Helvetica" w:hAnsi="Helvetica"/>
+          <w:rtl w:val="0"/>
+          <w:lang w:val="en-US"/>
+        </w:rPr>
+        <w:t xml:space="preserve"> </w:t>
+      </w:r>
+      <w:r>
+        <w:rPr>
+          <w:rFonts w:ascii="Helvetica" w:hAnsi="Helvetica"/>
+          <w:rtl w:val="0"/>
+          <w:lang w:val="en-US"/>
+        </w:rPr>
+        <w:t>customers</w:t>
+      </w:r>
+      <w:r>
+        <w:rPr>
+          <w:rFonts w:ascii="Helvetica" w:hAnsi="Helvetica"/>
+          <w:rtl w:val="0"/>
+          <w:lang w:val="en-US"/>
+        </w:rPr>
+        <w:t xml:space="preserve"> (</w:t>
+      </w:r>
+      <w:r>
+        <w:rPr>
+          <w:rFonts w:ascii="Helvetica" w:hAnsi="Helvetica"/>
+          <w:rtl w:val="0"/>
+          <w:lang w:val="en-US"/>
+        </w:rPr>
+        <w:t>25M req/sec</w:t>
+      </w:r>
+      <w:r>
+        <w:rPr>
+          <w:rFonts w:ascii="Helvetica" w:hAnsi="Helvetica"/>
+          <w:rtl w:val="0"/>
+          <w:lang w:val="en-US"/>
+        </w:rPr>
+        <w:t>)</w:t>
+      </w:r>
+      <w:r>
+        <w:rPr>
+          <w:rFonts w:ascii="Helvetica" w:hAnsi="Helvetica"/>
+          <w:rtl w:val="0"/>
+        </w:rPr>
+        <w:t xml:space="preserve"> </w:t>
+      </w:r>
+      <w:r>
+        <w:rPr>
+          <w:rFonts w:ascii="Helvetica" w:hAnsi="Helvetica"/>
+          <w:rtl w:val="0"/>
+          <w:lang w:val="en-US"/>
+        </w:rPr>
+        <w:t>from the legacy to the new proxy</w:t>
       </w:r>
       <w:r>
         <w:rPr>
